--- a/Documentation/Overview.docx
+++ b/Documentation/Overview.docx
@@ -17467,7 +17467,7 @@
           <w:vertAlign w:val="baseline"/>
           <w:rtl w:val="0"/>
         </w:rPr>
-        <w:t xml:space="preserve">.NET 8 SDK or later</w:t>
+        <w:t xml:space="preserve">.NET 10.0 SDK</w:t>
       </w:r>
     </w:p>
     <w:p>
@@ -17660,7 +17660,7 @@
           <w:rFonts w:ascii="Calibri" w:cs="Calibri" w:eastAsia="Calibri" w:hAnsi="Calibri"/>
           <w:rtl w:val="0"/>
         </w:rPr>
-        <w:t xml:space="preserve">4. Build and run the solution. The Blazor frontend and backend API will start together.</w:t>
+        <w:t xml:space="preserve">4. Build and run the solution. The API and Blazor Web app must be started separately (see the README for instructions).</w:t>
       </w:r>
     </w:p>
     <w:p>
